--- a/submission/02_配套文档/作品详细介绍-MARS-408.docx
+++ b/submission/02_配套文档/作品详细介绍-MARS-408.docx
@@ -108,10 +108,7 @@
         <w:rPr>
           <w:b/>
         </w:rPr>
-        <w:t>◆ 21 个垂直技能模板 + 613 节点知识图谱：</w:t>
-      </w:r>
-      <w:r>
-        <w:t>覆盖 408 全部高频考点（数据结构/计网/计组/OS 四科），跨科目前置依赖感知；用户可自定义教学技能并分享。</w:t>
+        <w:t>◆ 21 个垂直技能模板 + 86 节点知识图谱（82 条先修关系边）：覆盖 408 全部高频考点（数据结构/计网/计组/OS 四科），跨科目前置依赖感知；用户可自定义教学技能并分享。</w:t>
       </w:r>
     </w:p>
     <w:p>
@@ -143,7 +140,7 @@
           <w:b w:val="0"/>
           <w:sz w:val="22"/>
         </w:rPr>
-        <w:t>① 前端应用层（Vue 3 · 68 页面/32 组件）→ ② API 网关层（FastAPI · 196 端点，97.8% 认证覆盖）→ ③ 多智能体编排层（LangGraph 10 节点/27 Agent）→ ④ 智能引擎层（FrugalRAG / GOMARL 加权共识门 / NeuralMixer / 冲突消解 / 答题 / 教学规则）→ ⑤ 三层学情记忆（L1/L2/L3）→ ⑥ 数据与外部服务层（多级降级）。</w:t>
+        <w:t>① 前端应用层（Vue 3 · 45 页面/36 组件）→ ② API 网关层（FastAPI · 43 路由模块 / 451 端点，97.8% 认证覆盖）→ ③ 多智能体编排层（LangGraph 11 节点编排）→ ④ 智能引擎层（FrugalRAG / GOMARL 加权共识门 / NeuralMixer / 冲突消解 / 答题 / 教学规则）→ ⑤ 三层学情记忆（L1/L2/L3）→ ⑥ 数据与外部服务层（多级降级）。</w:t>
       </w:r>
     </w:p>
     <w:p>
@@ -188,7 +185,7 @@
         <w:pStyle w:val="ListBullet"/>
       </w:pPr>
       <w:r>
-        <w:t>多智能体编排：LangGraph StateGraph 10 节点流水线，7 个资源 Agent 并行生成</w:t>
+        <w:t>多智能体编排：LangGraph StateGraph 11 节点流水线，7 个资源 Agent 并行生成</w:t>
       </w:r>
     </w:p>
     <w:p>
@@ -220,7 +217,7 @@
         <w:pStyle w:val="ListBullet"/>
       </w:pPr>
       <w:r>
-        <w:t>数据：PostgreSQL/SQLite + Redis + Milvus/InMemory 多级降级；613 节点知识图谱</w:t>
+        <w:t>数据：PostgreSQL/SQLite + Redis + Milvus/InMemory 多级降级；86 节点知识图谱</w:t>
       </w:r>
     </w:p>
     <w:p>
@@ -336,7 +333,7 @@
           <w:b w:val="0"/>
           <w:sz w:val="22"/>
         </w:rPr>
-        <w:t>• 知识库：613 节点图谱 / 609 边 / 2083 条向量条目 / 17 个计算工具 / 21 个技能模板</w:t>
+        <w:t>• 知识库：86 节点图谱 / 82 条先修边 / 2122 条向量条目 / 17 个计算工具 / 21 个技能模板</w:t>
       </w:r>
     </w:p>
     <w:p>
